--- a/documentacion/entregables/Manual_de_Instalacion_MetaFit.docx
+++ b/documentacion/entregables/Manual_de_Instalacion_MetaFit.docx
@@ -466,6 +466,300 @@
           </w:p>
         </w:tc>
       </w:tr>
+      <w:tr>
+        <w:tc>
+          <w:tcPr>
+            <w:tcW w:type="dxa" w:w="4320"/>
+          </w:tcPr>
+          <w:p>
+            <w:pPr>
+              <w:spacing w:before="0" w:after="40" w:line="240" w:lineRule="auto"/>
+              <w:ind w:firstLine="0"/>
+            </w:pPr>
+            <w:r/>
+            <w:r>
+              <w:rPr>
+                <w:rFonts w:ascii="Times New Roman" w:hAnsi="Times New Roman" w:cs="Times New Roman" w:eastAsia="Times New Roman"/>
+                <w:color w:val="000000"/>
+                <w:sz w:val="20"/>
+              </w:rPr>
+              <w:t>Sigla</w:t>
+            </w:r>
+          </w:p>
+        </w:tc>
+        <w:tc>
+          <w:tcPr>
+            <w:tcW w:type="dxa" w:w="4320"/>
+          </w:tcPr>
+          <w:p>
+            <w:pPr>
+              <w:spacing w:before="0" w:after="40" w:line="240" w:lineRule="auto"/>
+              <w:ind w:firstLine="0"/>
+            </w:pPr>
+            <w:r/>
+            <w:r>
+              <w:rPr>
+                <w:rFonts w:ascii="Times New Roman" w:hAnsi="Times New Roman" w:cs="Times New Roman" w:eastAsia="Times New Roman"/>
+                <w:color w:val="000000"/>
+                <w:sz w:val="20"/>
+              </w:rPr>
+              <w:t>MFT</w:t>
+            </w:r>
+          </w:p>
+        </w:tc>
+      </w:tr>
+      <w:tr>
+        <w:tc>
+          <w:tcPr>
+            <w:tcW w:type="dxa" w:w="4320"/>
+          </w:tcPr>
+          <w:p>
+            <w:pPr>
+              <w:spacing w:before="0" w:after="40" w:line="240" w:lineRule="auto"/>
+              <w:ind w:firstLine="0"/>
+            </w:pPr>
+            <w:r/>
+            <w:r>
+              <w:rPr>
+                <w:rFonts w:ascii="Times New Roman" w:hAnsi="Times New Roman" w:cs="Times New Roman" w:eastAsia="Times New Roman"/>
+                <w:color w:val="000000"/>
+                <w:sz w:val="20"/>
+              </w:rPr>
+              <w:t>Categoría (MRE)</w:t>
+            </w:r>
+          </w:p>
+        </w:tc>
+        <w:tc>
+          <w:tcPr>
+            <w:tcW w:type="dxa" w:w="4320"/>
+          </w:tcPr>
+          <w:p>
+            <w:pPr>
+              <w:spacing w:before="0" w:after="40" w:line="240" w:lineRule="auto"/>
+              <w:ind w:firstLine="0"/>
+            </w:pPr>
+            <w:r/>
+            <w:r>
+              <w:rPr>
+                <w:rFonts w:ascii="Times New Roman" w:hAnsi="Times New Roman" w:cs="Times New Roman" w:eastAsia="Times New Roman"/>
+                <w:color w:val="000000"/>
+                <w:sz w:val="20"/>
+              </w:rPr>
+              <w:t>Sistema misional</w:t>
+            </w:r>
+          </w:p>
+        </w:tc>
+      </w:tr>
+      <w:tr>
+        <w:tc>
+          <w:tcPr>
+            <w:tcW w:type="dxa" w:w="4320"/>
+          </w:tcPr>
+          <w:p>
+            <w:pPr>
+              <w:spacing w:before="0" w:after="40" w:line="240" w:lineRule="auto"/>
+              <w:ind w:firstLine="0"/>
+            </w:pPr>
+            <w:r/>
+            <w:r>
+              <w:rPr>
+                <w:rFonts w:ascii="Times New Roman" w:hAnsi="Times New Roman" w:cs="Times New Roman" w:eastAsia="Times New Roman"/>
+                <w:color w:val="000000"/>
+                <w:sz w:val="20"/>
+              </w:rPr>
+              <w:t>Fabricante</w:t>
+            </w:r>
+          </w:p>
+        </w:tc>
+        <w:tc>
+          <w:tcPr>
+            <w:tcW w:type="dxa" w:w="4320"/>
+          </w:tcPr>
+          <w:p>
+            <w:pPr>
+              <w:spacing w:before="0" w:after="40" w:line="240" w:lineRule="auto"/>
+              <w:ind w:firstLine="0"/>
+            </w:pPr>
+            <w:r/>
+            <w:r>
+              <w:rPr>
+                <w:rFonts w:ascii="Times New Roman" w:hAnsi="Times New Roman" w:cs="Times New Roman" w:eastAsia="Times New Roman"/>
+                <w:color w:val="000000"/>
+                <w:sz w:val="20"/>
+              </w:rPr>
+              <w:t>MetaFit Inc. (equipo de desarrollo SENA, Ficha 3278645)</w:t>
+            </w:r>
+          </w:p>
+        </w:tc>
+      </w:tr>
+      <w:tr>
+        <w:tc>
+          <w:tcPr>
+            <w:tcW w:type="dxa" w:w="4320"/>
+          </w:tcPr>
+          <w:p>
+            <w:pPr>
+              <w:spacing w:before="0" w:after="40" w:line="240" w:lineRule="auto"/>
+              <w:ind w:firstLine="0"/>
+            </w:pPr>
+            <w:r/>
+            <w:r>
+              <w:rPr>
+                <w:rFonts w:ascii="Times New Roman" w:hAnsi="Times New Roman" w:cs="Times New Roman" w:eastAsia="Times New Roman"/>
+                <w:color w:val="000000"/>
+                <w:sz w:val="20"/>
+              </w:rPr>
+              <w:t>Sistema operativo</w:t>
+            </w:r>
+          </w:p>
+        </w:tc>
+        <w:tc>
+          <w:tcPr>
+            <w:tcW w:type="dxa" w:w="4320"/>
+          </w:tcPr>
+          <w:p>
+            <w:pPr>
+              <w:spacing w:before="0" w:after="40" w:line="240" w:lineRule="auto"/>
+              <w:ind w:firstLine="0"/>
+            </w:pPr>
+            <w:r/>
+            <w:r>
+              <w:rPr>
+                <w:rFonts w:ascii="Times New Roman" w:hAnsi="Times New Roman" w:cs="Times New Roman" w:eastAsia="Times New Roman"/>
+                <w:color w:val="000000"/>
+                <w:sz w:val="20"/>
+              </w:rPr>
+              <w:t>Servidor: Linux (Debian 12, contenedor Docker). Clientes: Windows 11, macOS, Linux y Android 12 o superior</w:t>
+            </w:r>
+          </w:p>
+        </w:tc>
+      </w:tr>
+      <w:tr>
+        <w:tc>
+          <w:tcPr>
+            <w:tcW w:type="dxa" w:w="4320"/>
+          </w:tcPr>
+          <w:p>
+            <w:pPr>
+              <w:spacing w:before="0" w:after="40" w:line="240" w:lineRule="auto"/>
+              <w:ind w:firstLine="0"/>
+            </w:pPr>
+            <w:r/>
+            <w:r>
+              <w:rPr>
+                <w:rFonts w:ascii="Times New Roman" w:hAnsi="Times New Roman" w:cs="Times New Roman" w:eastAsia="Times New Roman"/>
+                <w:color w:val="000000"/>
+                <w:sz w:val="20"/>
+              </w:rPr>
+              <w:t>Lenguaje de programación</w:t>
+            </w:r>
+          </w:p>
+        </w:tc>
+        <w:tc>
+          <w:tcPr>
+            <w:tcW w:type="dxa" w:w="4320"/>
+          </w:tcPr>
+          <w:p>
+            <w:pPr>
+              <w:spacing w:before="0" w:after="40" w:line="240" w:lineRule="auto"/>
+              <w:ind w:firstLine="0"/>
+            </w:pPr>
+            <w:r/>
+            <w:r>
+              <w:rPr>
+                <w:rFonts w:ascii="Times New Roman" w:hAnsi="Times New Roman" w:cs="Times New Roman" w:eastAsia="Times New Roman"/>
+                <w:color w:val="000000"/>
+                <w:sz w:val="20"/>
+              </w:rPr>
+              <w:t>JavaScript / Node.js 22 (backend), React 19 (web), React Native 0.83 + Expo SDK 55 (móvil) y SQL</w:t>
+            </w:r>
+          </w:p>
+        </w:tc>
+      </w:tr>
+      <w:tr>
+        <w:tc>
+          <w:tcPr>
+            <w:tcW w:type="dxa" w:w="4320"/>
+          </w:tcPr>
+          <w:p>
+            <w:pPr>
+              <w:spacing w:before="0" w:after="40" w:line="240" w:lineRule="auto"/>
+              <w:ind w:firstLine="0"/>
+            </w:pPr>
+            <w:r/>
+            <w:r>
+              <w:rPr>
+                <w:rFonts w:ascii="Times New Roman" w:hAnsi="Times New Roman" w:cs="Times New Roman" w:eastAsia="Times New Roman"/>
+                <w:color w:val="000000"/>
+                <w:sz w:val="20"/>
+              </w:rPr>
+              <w:t>Plataforma de base de datos</w:t>
+            </w:r>
+          </w:p>
+        </w:tc>
+        <w:tc>
+          <w:tcPr>
+            <w:tcW w:type="dxa" w:w="4320"/>
+          </w:tcPr>
+          <w:p>
+            <w:pPr>
+              <w:spacing w:before="0" w:after="40" w:line="240" w:lineRule="auto"/>
+              <w:ind w:firstLine="0"/>
+            </w:pPr>
+            <w:r/>
+            <w:r>
+              <w:rPr>
+                <w:rFonts w:ascii="Times New Roman" w:hAnsi="Times New Roman" w:cs="Times New Roman" w:eastAsia="Times New Roman"/>
+                <w:color w:val="000000"/>
+                <w:sz w:val="20"/>
+              </w:rPr>
+              <w:t>MariaDB 11 / MySQL 8.0</w:t>
+            </w:r>
+          </w:p>
+        </w:tc>
+      </w:tr>
+      <w:tr>
+        <w:tc>
+          <w:tcPr>
+            <w:tcW w:type="dxa" w:w="4320"/>
+          </w:tcPr>
+          <w:p>
+            <w:pPr>
+              <w:spacing w:before="0" w:after="40" w:line="240" w:lineRule="auto"/>
+              <w:ind w:firstLine="0"/>
+            </w:pPr>
+            <w:r/>
+            <w:r>
+              <w:rPr>
+                <w:rFonts w:ascii="Times New Roman" w:hAnsi="Times New Roman" w:cs="Times New Roman" w:eastAsia="Times New Roman"/>
+                <w:color w:val="000000"/>
+                <w:sz w:val="20"/>
+              </w:rPr>
+              <w:t>Fecha de vencimiento del soporte</w:t>
+            </w:r>
+          </w:p>
+        </w:tc>
+        <w:tc>
+          <w:tcPr>
+            <w:tcW w:type="dxa" w:w="4320"/>
+          </w:tcPr>
+          <w:p>
+            <w:pPr>
+              <w:spacing w:before="0" w:after="40" w:line="240" w:lineRule="auto"/>
+              <w:ind w:firstLine="0"/>
+            </w:pPr>
+            <w:r/>
+            <w:r>
+              <w:rPr>
+                <w:rFonts w:ascii="Times New Roman" w:hAnsi="Times New Roman" w:cs="Times New Roman" w:eastAsia="Times New Roman"/>
+                <w:color w:val="000000"/>
+                <w:sz w:val="20"/>
+              </w:rPr>
+              <w:t>30 de junio de 2027 (soporte previsto por 12 meses)</w:t>
+            </w:r>
+          </w:p>
+        </w:tc>
+      </w:tr>
     </w:tbl>
     <w:p>
       <w:pPr>
@@ -657,6 +951,25 @@
           <w:sz w:val="24"/>
         </w:rPr>
         <w:t>Índice</w:t>
+      </w:r>
+    </w:p>
+    <w:p>
+      <w:pPr>
+        <w:spacing w:before="0" w:after="0" w:line="480" w:lineRule="auto"/>
+        <w:ind w:firstLine="0" w:left="0"/>
+        <w:jc w:val="left"/>
+      </w:pPr>
+      <w:r>
+        <w:rPr>
+          <w:rFonts w:ascii="Times New Roman" w:hAnsi="Times New Roman" w:cs="Times New Roman" w:eastAsia="Times New Roman"/>
+          <w:color w:val="000000"/>
+          <w:sz w:val="24"/>
+        </w:rPr>
+        <w:fldChar w:fldCharType="begin"/>
+        <w:instrText xml:space="preserve">TOC \o "1-3" \h \z \u</w:instrText>
+        <w:fldChar w:fldCharType="separate"/>
+        <w:t>Haga clic derecho y seleccione «Actualizar campo» para generar índice.</w:t>
+        <w:fldChar w:fldCharType="end"/>
       </w:r>
     </w:p>
     <w:p>
@@ -13233,6 +13546,1402 @@
           <w:sz w:val="24"/>
         </w:rPr>
         <w:t>MetaFit Inc. · Sport Gym Sede 80 · Bogotá, Colombia</w:t>
+      </w:r>
+    </w:p>
+    <w:p>
+      <w:pPr>
+        <w:pStyle w:val="Heading2"/>
+        <w:spacing w:before="0" w:after="0" w:line="480" w:lineRule="auto"/>
+        <w:ind w:firstLine="0" w:left="0"/>
+        <w:jc w:val="left"/>
+      </w:pPr>
+      <w:r>
+        <w:rPr>
+          <w:rFonts w:ascii="Times New Roman" w:hAnsi="Times New Roman" w:cs="Times New Roman" w:eastAsia="Times New Roman"/>
+          <w:b/>
+          <w:i w:val="0"/>
+          <w:color w:val="000000"/>
+          <w:sz w:val="24"/>
+        </w:rPr>
+        <w:t>14. Requisitos del sistema operativo</w:t>
+      </w:r>
+    </w:p>
+    <w:p>
+      <w:pPr>
+        <w:spacing w:before="0" w:after="0" w:line="480" w:lineRule="auto"/>
+        <w:ind w:firstLine="720" w:left="0"/>
+        <w:jc w:val="left"/>
+      </w:pPr>
+      <w:r>
+        <w:rPr>
+          <w:rFonts w:ascii="Times New Roman" w:hAnsi="Times New Roman" w:cs="Times New Roman" w:eastAsia="Times New Roman"/>
+          <w:color w:val="000000"/>
+          <w:sz w:val="24"/>
+        </w:rPr>
+        <w:t>Además de los requisitos de hardware y software descritos en la sección 2, el equipo cliente debe cumplir con los requisitos mínimos del sistema operativo. Para el caso de Windows 11, Microsoft (2021) establece los siguientes valores mínimos:</w:t>
+      </w:r>
+    </w:p>
+    <w:p>
+      <w:pPr>
+        <w:spacing w:before="0" w:after="0" w:line="480" w:lineRule="auto"/>
+        <w:ind w:firstLine="0" w:left="0"/>
+        <w:jc w:val="left"/>
+      </w:pPr>
+      <w:r>
+        <w:rPr>
+          <w:rFonts w:ascii="Times New Roman" w:hAnsi="Times New Roman" w:cs="Times New Roman" w:eastAsia="Times New Roman"/>
+          <w:b/>
+          <w:color w:val="000000"/>
+          <w:sz w:val="24"/>
+        </w:rPr>
+        <w:t>Tabla 1</w:t>
+      </w:r>
+    </w:p>
+    <w:p>
+      <w:pPr>
+        <w:spacing w:before="0" w:after="0" w:line="480" w:lineRule="auto"/>
+        <w:ind w:firstLine="0" w:left="0"/>
+        <w:jc w:val="left"/>
+      </w:pPr>
+      <w:r>
+        <w:rPr>
+          <w:rFonts w:ascii="Times New Roman" w:hAnsi="Times New Roman" w:cs="Times New Roman" w:eastAsia="Times New Roman"/>
+          <w:b w:val="0"/>
+          <w:i/>
+          <w:color w:val="000000"/>
+          <w:sz w:val="24"/>
+        </w:rPr>
+        <w:t>Requisitos mínimos del sistema operativo Windows 11</w:t>
+      </w:r>
+    </w:p>
+    <w:tbl>
+      <w:tblPr>
+        <w:tblW w:type="auto" w:w="0"/>
+        <w:tblLook w:firstColumn="1" w:firstRow="1" w:lastColumn="0" w:lastRow="0" w:noHBand="0" w:noVBand="1" w:val="04A0"/>
+        <w:tblBorders>
+          <w:top w:val="single" w:sz="8" w:space="0" w:color="000000"/>
+          <w:left w:val="none" w:sz="0" w:space="0" w:color="auto"/>
+          <w:bottom w:val="single" w:sz="8" w:space="0" w:color="000000"/>
+          <w:right w:val="none" w:sz="0" w:space="0" w:color="auto"/>
+          <w:insideH w:val="none" w:sz="0" w:space="0" w:color="auto"/>
+          <w:insideV w:val="none" w:sz="0" w:space="0" w:color="auto"/>
+        </w:tblBorders>
+      </w:tblPr>
+      <w:tblGrid>
+        <w:gridCol w:w="4680"/>
+        <w:gridCol w:w="4680"/>
+      </w:tblGrid>
+      <w:tr>
+        <w:tc>
+          <w:tcPr>
+            <w:tcW w:type="dxa" w:w="4680"/>
+            <w:tcBorders>
+              <w:bottom w:val="single" w:sz="8" w:space="0" w:color="000000"/>
+            </w:tcBorders>
+          </w:tcPr>
+          <w:p>
+            <w:pPr>
+              <w:spacing w:before="0" w:after="40" w:line="240" w:lineRule="auto"/>
+              <w:ind w:firstLine="0"/>
+              <w:jc w:val="left"/>
+            </w:pPr>
+            <w:r>
+              <w:rPr>
+                <w:rFonts w:ascii="Times New Roman" w:hAnsi="Times New Roman" w:cs="Times New Roman" w:eastAsia="Times New Roman"/>
+                <w:b/>
+                <w:color w:val="000000"/>
+                <w:sz w:val="20"/>
+              </w:rPr>
+            </w:r>
+            <w:r>
+              <w:rPr>
+                <w:rFonts w:ascii="Times New Roman" w:hAnsi="Times New Roman" w:cs="Times New Roman" w:eastAsia="Times New Roman"/>
+                <w:b/>
+                <w:color w:val="000000"/>
+                <w:sz w:val="20"/>
+              </w:rPr>
+              <w:t>Requisito</w:t>
+            </w:r>
+          </w:p>
+        </w:tc>
+        <w:tc>
+          <w:tcPr>
+            <w:tcW w:type="dxa" w:w="4680"/>
+            <w:tcBorders>
+              <w:bottom w:val="single" w:sz="8" w:space="0" w:color="000000"/>
+            </w:tcBorders>
+          </w:tcPr>
+          <w:p>
+            <w:pPr>
+              <w:spacing w:before="0" w:after="40" w:line="240" w:lineRule="auto"/>
+              <w:ind w:firstLine="0"/>
+              <w:jc w:val="left"/>
+            </w:pPr>
+            <w:r>
+              <w:rPr>
+                <w:rFonts w:ascii="Times New Roman" w:hAnsi="Times New Roman" w:cs="Times New Roman" w:eastAsia="Times New Roman"/>
+                <w:b/>
+                <w:color w:val="000000"/>
+                <w:sz w:val="20"/>
+              </w:rPr>
+            </w:r>
+            <w:r>
+              <w:rPr>
+                <w:rFonts w:ascii="Times New Roman" w:hAnsi="Times New Roman" w:cs="Times New Roman" w:eastAsia="Times New Roman"/>
+                <w:b/>
+                <w:color w:val="000000"/>
+                <w:sz w:val="20"/>
+              </w:rPr>
+              <w:t>Valor mínimo</w:t>
+            </w:r>
+          </w:p>
+        </w:tc>
+      </w:tr>
+      <w:tr>
+        <w:tc>
+          <w:tcPr>
+            <w:tcW w:type="dxa" w:w="4680"/>
+          </w:tcPr>
+          <w:p>
+            <w:pPr>
+              <w:spacing w:before="0" w:after="40" w:line="240" w:lineRule="auto"/>
+              <w:ind w:firstLine="0"/>
+              <w:jc w:val="left"/>
+            </w:pPr>
+            <w:r>
+              <w:rPr>
+                <w:rFonts w:ascii="Times New Roman" w:hAnsi="Times New Roman" w:cs="Times New Roman" w:eastAsia="Times New Roman"/>
+                <w:color w:val="000000"/>
+                <w:sz w:val="20"/>
+              </w:rPr>
+            </w:r>
+            <w:r>
+              <w:rPr>
+                <w:rFonts w:ascii="Times New Roman" w:hAnsi="Times New Roman" w:cs="Times New Roman" w:eastAsia="Times New Roman"/>
+                <w:b w:val="0"/>
+                <w:color w:val="000000"/>
+                <w:sz w:val="20"/>
+              </w:rPr>
+              <w:t>Procesador</w:t>
+            </w:r>
+          </w:p>
+        </w:tc>
+        <w:tc>
+          <w:tcPr>
+            <w:tcW w:type="dxa" w:w="4680"/>
+          </w:tcPr>
+          <w:p>
+            <w:pPr>
+              <w:spacing w:before="0" w:after="40" w:line="240" w:lineRule="auto"/>
+              <w:ind w:firstLine="0"/>
+              <w:jc w:val="left"/>
+            </w:pPr>
+            <w:r>
+              <w:rPr>
+                <w:rFonts w:ascii="Times New Roman" w:hAnsi="Times New Roman" w:cs="Times New Roman" w:eastAsia="Times New Roman"/>
+                <w:color w:val="000000"/>
+                <w:sz w:val="20"/>
+              </w:rPr>
+            </w:r>
+            <w:r>
+              <w:rPr>
+                <w:rFonts w:ascii="Times New Roman" w:hAnsi="Times New Roman" w:cs="Times New Roman" w:eastAsia="Times New Roman"/>
+                <w:b w:val="0"/>
+                <w:color w:val="000000"/>
+                <w:sz w:val="20"/>
+              </w:rPr>
+              <w:t>1 GHz o más rápido con 2 o más núcleos (64 bits)</w:t>
+            </w:r>
+          </w:p>
+        </w:tc>
+      </w:tr>
+      <w:tr>
+        <w:tc>
+          <w:tcPr>
+            <w:tcW w:type="dxa" w:w="4680"/>
+          </w:tcPr>
+          <w:p>
+            <w:pPr>
+              <w:spacing w:before="0" w:after="40" w:line="240" w:lineRule="auto"/>
+              <w:ind w:firstLine="0"/>
+              <w:jc w:val="left"/>
+            </w:pPr>
+            <w:r>
+              <w:rPr>
+                <w:rFonts w:ascii="Times New Roman" w:hAnsi="Times New Roman" w:cs="Times New Roman" w:eastAsia="Times New Roman"/>
+                <w:color w:val="000000"/>
+                <w:sz w:val="20"/>
+              </w:rPr>
+            </w:r>
+            <w:r>
+              <w:rPr>
+                <w:rFonts w:ascii="Times New Roman" w:hAnsi="Times New Roman" w:cs="Times New Roman" w:eastAsia="Times New Roman"/>
+                <w:b w:val="0"/>
+                <w:color w:val="000000"/>
+                <w:sz w:val="20"/>
+              </w:rPr>
+              <w:t>Memoria RAM</w:t>
+            </w:r>
+          </w:p>
+        </w:tc>
+        <w:tc>
+          <w:tcPr>
+            <w:tcW w:type="dxa" w:w="4680"/>
+          </w:tcPr>
+          <w:p>
+            <w:pPr>
+              <w:spacing w:before="0" w:after="40" w:line="240" w:lineRule="auto"/>
+              <w:ind w:firstLine="0"/>
+              <w:jc w:val="left"/>
+            </w:pPr>
+            <w:r>
+              <w:rPr>
+                <w:rFonts w:ascii="Times New Roman" w:hAnsi="Times New Roman" w:cs="Times New Roman" w:eastAsia="Times New Roman"/>
+                <w:color w:val="000000"/>
+                <w:sz w:val="20"/>
+              </w:rPr>
+            </w:r>
+            <w:r>
+              <w:rPr>
+                <w:rFonts w:ascii="Times New Roman" w:hAnsi="Times New Roman" w:cs="Times New Roman" w:eastAsia="Times New Roman"/>
+                <w:b w:val="0"/>
+                <w:color w:val="000000"/>
+                <w:sz w:val="20"/>
+              </w:rPr>
+              <w:t>4 GB</w:t>
+            </w:r>
+          </w:p>
+        </w:tc>
+      </w:tr>
+      <w:tr>
+        <w:tc>
+          <w:tcPr>
+            <w:tcW w:type="dxa" w:w="4680"/>
+          </w:tcPr>
+          <w:p>
+            <w:pPr>
+              <w:spacing w:before="0" w:after="40" w:line="240" w:lineRule="auto"/>
+              <w:ind w:firstLine="0"/>
+              <w:jc w:val="left"/>
+            </w:pPr>
+            <w:r>
+              <w:rPr>
+                <w:rFonts w:ascii="Times New Roman" w:hAnsi="Times New Roman" w:cs="Times New Roman" w:eastAsia="Times New Roman"/>
+                <w:color w:val="000000"/>
+                <w:sz w:val="20"/>
+              </w:rPr>
+            </w:r>
+            <w:r>
+              <w:rPr>
+                <w:rFonts w:ascii="Times New Roman" w:hAnsi="Times New Roman" w:cs="Times New Roman" w:eastAsia="Times New Roman"/>
+                <w:b w:val="0"/>
+                <w:color w:val="000000"/>
+                <w:sz w:val="20"/>
+              </w:rPr>
+              <w:t>Almacenamiento</w:t>
+            </w:r>
+          </w:p>
+        </w:tc>
+        <w:tc>
+          <w:tcPr>
+            <w:tcW w:type="dxa" w:w="4680"/>
+          </w:tcPr>
+          <w:p>
+            <w:pPr>
+              <w:spacing w:before="0" w:after="40" w:line="240" w:lineRule="auto"/>
+              <w:ind w:firstLine="0"/>
+              <w:jc w:val="left"/>
+            </w:pPr>
+            <w:r>
+              <w:rPr>
+                <w:rFonts w:ascii="Times New Roman" w:hAnsi="Times New Roman" w:cs="Times New Roman" w:eastAsia="Times New Roman"/>
+                <w:color w:val="000000"/>
+                <w:sz w:val="20"/>
+              </w:rPr>
+            </w:r>
+            <w:r>
+              <w:rPr>
+                <w:rFonts w:ascii="Times New Roman" w:hAnsi="Times New Roman" w:cs="Times New Roman" w:eastAsia="Times New Roman"/>
+                <w:b w:val="0"/>
+                <w:color w:val="000000"/>
+                <w:sz w:val="20"/>
+              </w:rPr>
+              <w:t>64 GB o más</w:t>
+            </w:r>
+          </w:p>
+        </w:tc>
+      </w:tr>
+      <w:tr>
+        <w:tc>
+          <w:tcPr>
+            <w:tcW w:type="dxa" w:w="4680"/>
+          </w:tcPr>
+          <w:p>
+            <w:pPr>
+              <w:spacing w:before="0" w:after="40" w:line="240" w:lineRule="auto"/>
+              <w:ind w:firstLine="0"/>
+              <w:jc w:val="left"/>
+            </w:pPr>
+            <w:r>
+              <w:rPr>
+                <w:rFonts w:ascii="Times New Roman" w:hAnsi="Times New Roman" w:cs="Times New Roman" w:eastAsia="Times New Roman"/>
+                <w:color w:val="000000"/>
+                <w:sz w:val="20"/>
+              </w:rPr>
+            </w:r>
+            <w:r>
+              <w:rPr>
+                <w:rFonts w:ascii="Times New Roman" w:hAnsi="Times New Roman" w:cs="Times New Roman" w:eastAsia="Times New Roman"/>
+                <w:b w:val="0"/>
+                <w:color w:val="000000"/>
+                <w:sz w:val="20"/>
+              </w:rPr>
+              <w:t>Firmware del sistema</w:t>
+            </w:r>
+          </w:p>
+        </w:tc>
+        <w:tc>
+          <w:tcPr>
+            <w:tcW w:type="dxa" w:w="4680"/>
+          </w:tcPr>
+          <w:p>
+            <w:pPr>
+              <w:spacing w:before="0" w:after="40" w:line="240" w:lineRule="auto"/>
+              <w:ind w:firstLine="0"/>
+              <w:jc w:val="left"/>
+            </w:pPr>
+            <w:r>
+              <w:rPr>
+                <w:rFonts w:ascii="Times New Roman" w:hAnsi="Times New Roman" w:cs="Times New Roman" w:eastAsia="Times New Roman"/>
+                <w:color w:val="000000"/>
+                <w:sz w:val="20"/>
+              </w:rPr>
+            </w:r>
+            <w:r>
+              <w:rPr>
+                <w:rFonts w:ascii="Times New Roman" w:hAnsi="Times New Roman" w:cs="Times New Roman" w:eastAsia="Times New Roman"/>
+                <w:b w:val="0"/>
+                <w:color w:val="000000"/>
+                <w:sz w:val="20"/>
+              </w:rPr>
+              <w:t>UEFI compatible con arranque seguro</w:t>
+            </w:r>
+          </w:p>
+        </w:tc>
+      </w:tr>
+      <w:tr>
+        <w:tc>
+          <w:tcPr>
+            <w:tcW w:type="dxa" w:w="4680"/>
+          </w:tcPr>
+          <w:p>
+            <w:pPr>
+              <w:spacing w:before="0" w:after="40" w:line="240" w:lineRule="auto"/>
+              <w:ind w:firstLine="0"/>
+              <w:jc w:val="left"/>
+            </w:pPr>
+            <w:r>
+              <w:rPr>
+                <w:rFonts w:ascii="Times New Roman" w:hAnsi="Times New Roman" w:cs="Times New Roman" w:eastAsia="Times New Roman"/>
+                <w:color w:val="000000"/>
+                <w:sz w:val="20"/>
+              </w:rPr>
+            </w:r>
+            <w:r>
+              <w:rPr>
+                <w:rFonts w:ascii="Times New Roman" w:hAnsi="Times New Roman" w:cs="Times New Roman" w:eastAsia="Times New Roman"/>
+                <w:b w:val="0"/>
+                <w:color w:val="000000"/>
+                <w:sz w:val="20"/>
+              </w:rPr>
+              <w:t>TPM</w:t>
+            </w:r>
+          </w:p>
+        </w:tc>
+        <w:tc>
+          <w:tcPr>
+            <w:tcW w:type="dxa" w:w="4680"/>
+          </w:tcPr>
+          <w:p>
+            <w:pPr>
+              <w:spacing w:before="0" w:after="40" w:line="240" w:lineRule="auto"/>
+              <w:ind w:firstLine="0"/>
+              <w:jc w:val="left"/>
+            </w:pPr>
+            <w:r>
+              <w:rPr>
+                <w:rFonts w:ascii="Times New Roman" w:hAnsi="Times New Roman" w:cs="Times New Roman" w:eastAsia="Times New Roman"/>
+                <w:color w:val="000000"/>
+                <w:sz w:val="20"/>
+              </w:rPr>
+            </w:r>
+            <w:r>
+              <w:rPr>
+                <w:rFonts w:ascii="Times New Roman" w:hAnsi="Times New Roman" w:cs="Times New Roman" w:eastAsia="Times New Roman"/>
+                <w:b w:val="0"/>
+                <w:color w:val="000000"/>
+                <w:sz w:val="20"/>
+              </w:rPr>
+              <w:t>Módulo de plataforma segura (TPM) versión 2.0</w:t>
+            </w:r>
+          </w:p>
+        </w:tc>
+      </w:tr>
+      <w:tr>
+        <w:tc>
+          <w:tcPr>
+            <w:tcW w:type="dxa" w:w="4680"/>
+          </w:tcPr>
+          <w:p>
+            <w:pPr>
+              <w:spacing w:before="0" w:after="40" w:line="240" w:lineRule="auto"/>
+              <w:ind w:firstLine="0"/>
+              <w:jc w:val="left"/>
+            </w:pPr>
+            <w:r>
+              <w:rPr>
+                <w:rFonts w:ascii="Times New Roman" w:hAnsi="Times New Roman" w:cs="Times New Roman" w:eastAsia="Times New Roman"/>
+                <w:color w:val="000000"/>
+                <w:sz w:val="20"/>
+              </w:rPr>
+            </w:r>
+            <w:r>
+              <w:rPr>
+                <w:rFonts w:ascii="Times New Roman" w:hAnsi="Times New Roman" w:cs="Times New Roman" w:eastAsia="Times New Roman"/>
+                <w:b w:val="0"/>
+                <w:color w:val="000000"/>
+                <w:sz w:val="20"/>
+              </w:rPr>
+              <w:t>Tarjeta gráfica</w:t>
+            </w:r>
+          </w:p>
+        </w:tc>
+        <w:tc>
+          <w:tcPr>
+            <w:tcW w:type="dxa" w:w="4680"/>
+          </w:tcPr>
+          <w:p>
+            <w:pPr>
+              <w:spacing w:before="0" w:after="40" w:line="240" w:lineRule="auto"/>
+              <w:ind w:firstLine="0"/>
+              <w:jc w:val="left"/>
+            </w:pPr>
+            <w:r>
+              <w:rPr>
+                <w:rFonts w:ascii="Times New Roman" w:hAnsi="Times New Roman" w:cs="Times New Roman" w:eastAsia="Times New Roman"/>
+                <w:color w:val="000000"/>
+                <w:sz w:val="20"/>
+              </w:rPr>
+            </w:r>
+            <w:r>
+              <w:rPr>
+                <w:rFonts w:ascii="Times New Roman" w:hAnsi="Times New Roman" w:cs="Times New Roman" w:eastAsia="Times New Roman"/>
+                <w:b w:val="0"/>
+                <w:color w:val="000000"/>
+                <w:sz w:val="20"/>
+              </w:rPr>
+              <w:t>Compatible con DirectX 12 o posterior y controlador WDDM 2.0</w:t>
+            </w:r>
+          </w:p>
+        </w:tc>
+      </w:tr>
+      <w:tr>
+        <w:tc>
+          <w:tcPr>
+            <w:tcW w:type="dxa" w:w="4680"/>
+          </w:tcPr>
+          <w:p>
+            <w:pPr>
+              <w:spacing w:before="0" w:after="40" w:line="240" w:lineRule="auto"/>
+              <w:ind w:firstLine="0"/>
+              <w:jc w:val="left"/>
+            </w:pPr>
+            <w:r>
+              <w:rPr>
+                <w:rFonts w:ascii="Times New Roman" w:hAnsi="Times New Roman" w:cs="Times New Roman" w:eastAsia="Times New Roman"/>
+                <w:color w:val="000000"/>
+                <w:sz w:val="20"/>
+              </w:rPr>
+            </w:r>
+            <w:r>
+              <w:rPr>
+                <w:rFonts w:ascii="Times New Roman" w:hAnsi="Times New Roman" w:cs="Times New Roman" w:eastAsia="Times New Roman"/>
+                <w:b w:val="0"/>
+                <w:color w:val="000000"/>
+                <w:sz w:val="20"/>
+              </w:rPr>
+              <w:t>Pantalla</w:t>
+            </w:r>
+          </w:p>
+        </w:tc>
+        <w:tc>
+          <w:tcPr>
+            <w:tcW w:type="dxa" w:w="4680"/>
+          </w:tcPr>
+          <w:p>
+            <w:pPr>
+              <w:spacing w:before="0" w:after="40" w:line="240" w:lineRule="auto"/>
+              <w:ind w:firstLine="0"/>
+              <w:jc w:val="left"/>
+            </w:pPr>
+            <w:r>
+              <w:rPr>
+                <w:rFonts w:ascii="Times New Roman" w:hAnsi="Times New Roman" w:cs="Times New Roman" w:eastAsia="Times New Roman"/>
+                <w:color w:val="000000"/>
+                <w:sz w:val="20"/>
+              </w:rPr>
+            </w:r>
+            <w:r>
+              <w:rPr>
+                <w:rFonts w:ascii="Times New Roman" w:hAnsi="Times New Roman" w:cs="Times New Roman" w:eastAsia="Times New Roman"/>
+                <w:b w:val="0"/>
+                <w:color w:val="000000"/>
+                <w:sz w:val="20"/>
+              </w:rPr>
+              <w:t>Alta definición (720p), 9" o más, canal de 8 bits por color</w:t>
+            </w:r>
+          </w:p>
+        </w:tc>
+      </w:tr>
+      <w:tr>
+        <w:tc>
+          <w:tcPr>
+            <w:tcW w:type="dxa" w:w="4680"/>
+          </w:tcPr>
+          <w:p>
+            <w:pPr>
+              <w:spacing w:before="0" w:after="40" w:line="240" w:lineRule="auto"/>
+              <w:ind w:firstLine="0"/>
+              <w:jc w:val="left"/>
+            </w:pPr>
+            <w:r>
+              <w:rPr>
+                <w:rFonts w:ascii="Times New Roman" w:hAnsi="Times New Roman" w:cs="Times New Roman" w:eastAsia="Times New Roman"/>
+                <w:color w:val="000000"/>
+                <w:sz w:val="20"/>
+              </w:rPr>
+            </w:r>
+            <w:r>
+              <w:rPr>
+                <w:rFonts w:ascii="Times New Roman" w:hAnsi="Times New Roman" w:cs="Times New Roman" w:eastAsia="Times New Roman"/>
+                <w:b w:val="0"/>
+                <w:color w:val="000000"/>
+                <w:sz w:val="20"/>
+              </w:rPr>
+              <w:t>Conexión</w:t>
+            </w:r>
+          </w:p>
+        </w:tc>
+        <w:tc>
+          <w:tcPr>
+            <w:tcW w:type="dxa" w:w="4680"/>
+          </w:tcPr>
+          <w:p>
+            <w:pPr>
+              <w:spacing w:before="0" w:after="40" w:line="240" w:lineRule="auto"/>
+              <w:ind w:firstLine="0"/>
+              <w:jc w:val="left"/>
+            </w:pPr>
+            <w:r>
+              <w:rPr>
+                <w:rFonts w:ascii="Times New Roman" w:hAnsi="Times New Roman" w:cs="Times New Roman" w:eastAsia="Times New Roman"/>
+                <w:color w:val="000000"/>
+                <w:sz w:val="20"/>
+              </w:rPr>
+            </w:r>
+            <w:r>
+              <w:rPr>
+                <w:rFonts w:ascii="Times New Roman" w:hAnsi="Times New Roman" w:cs="Times New Roman" w:eastAsia="Times New Roman"/>
+                <w:b w:val="0"/>
+                <w:color w:val="000000"/>
+                <w:sz w:val="20"/>
+              </w:rPr>
+              <w:t>Internet y cuenta de Microsoft (Windows 11 Home)</w:t>
+            </w:r>
+          </w:p>
+        </w:tc>
+      </w:tr>
+    </w:tbl>
+    <w:p>
+      <w:pPr>
+        <w:spacing w:before="0" w:after="0" w:line="480" w:lineRule="auto"/>
+        <w:ind w:firstLine="720" w:left="0"/>
+        <w:jc w:val="left"/>
+      </w:pPr>
+      <w:r>
+        <w:rPr>
+          <w:rFonts w:ascii="Times New Roman" w:hAnsi="Times New Roman" w:cs="Times New Roman" w:eastAsia="Times New Roman"/>
+          <w:color w:val="000000"/>
+          <w:sz w:val="24"/>
+        </w:rPr>
+        <w:t>Nota. Datos adaptados de Microsoft (2021). En equipos con sistema operativo diferente (macOS, Linux o Android) se recomienda verificar los requisitos equivalentes del fabricante.</w:t>
+      </w:r>
+    </w:p>
+    <w:p>
+      <w:pPr>
+        <w:pStyle w:val="Heading2"/>
+        <w:spacing w:before="0" w:after="0" w:line="480" w:lineRule="auto"/>
+        <w:ind w:firstLine="0" w:left="0"/>
+        <w:jc w:val="left"/>
+      </w:pPr>
+      <w:r>
+        <w:rPr>
+          <w:rFonts w:ascii="Times New Roman" w:hAnsi="Times New Roman" w:cs="Times New Roman" w:eastAsia="Times New Roman"/>
+          <w:b/>
+          <w:i w:val="0"/>
+          <w:color w:val="000000"/>
+          <w:sz w:val="24"/>
+        </w:rPr>
+        <w:t>15. Configuración mínima de inicio rápido</w:t>
+      </w:r>
+    </w:p>
+    <w:p>
+      <w:pPr>
+        <w:spacing w:before="0" w:after="0" w:line="480" w:lineRule="auto"/>
+        <w:ind w:firstLine="720" w:left="0"/>
+        <w:jc w:val="left"/>
+      </w:pPr>
+      <w:r>
+        <w:rPr>
+          <w:rFonts w:ascii="Times New Roman" w:hAnsi="Times New Roman" w:cs="Times New Roman" w:eastAsia="Times New Roman"/>
+          <w:color w:val="000000"/>
+          <w:sz w:val="24"/>
+        </w:rPr>
+        <w:t>Para poner en marcha MetaFit en el menor tiempo posible en un entorno local, realice la siguiente configuración mínima:</w:t>
+      </w:r>
+    </w:p>
+    <w:p>
+      <w:pPr>
+        <w:spacing w:before="0" w:after="0" w:line="480" w:lineRule="auto"/>
+        <w:ind w:hanging="360" w:left="720"/>
+        <w:jc w:val="left"/>
+      </w:pPr>
+      <w:r>
+        <w:rPr>
+          <w:rFonts w:ascii="Times New Roman" w:hAnsi="Times New Roman" w:cs="Times New Roman" w:eastAsia="Times New Roman"/>
+          <w:color w:val="000000"/>
+          <w:sz w:val="24"/>
+        </w:rPr>
+        <w:t>1.  Instalar Docker Desktop (o Docker Engine) y Git.</w:t>
+      </w:r>
+    </w:p>
+    <w:p>
+      <w:pPr>
+        <w:spacing w:before="0" w:after="0" w:line="480" w:lineRule="auto"/>
+        <w:ind w:hanging="360" w:left="720"/>
+        <w:jc w:val="left"/>
+      </w:pPr>
+      <w:r>
+        <w:rPr>
+          <w:rFonts w:ascii="Times New Roman" w:hAnsi="Times New Roman" w:cs="Times New Roman" w:eastAsia="Times New Roman"/>
+          <w:color w:val="000000"/>
+          <w:sz w:val="24"/>
+        </w:rPr>
+        <w:t>2.  Clonar el repositorio: git clone https://github.com/juanscarvajal04-droid/Equipo_Metafit</w:t>
+      </w:r>
+    </w:p>
+    <w:p>
+      <w:pPr>
+        <w:spacing w:before="0" w:after="0" w:line="480" w:lineRule="auto"/>
+        <w:ind w:hanging="360" w:left="720"/>
+        <w:jc w:val="left"/>
+      </w:pPr>
+      <w:r>
+        <w:rPr>
+          <w:rFonts w:ascii="Times New Roman" w:hAnsi="Times New Roman" w:cs="Times New Roman" w:eastAsia="Times New Roman"/>
+          <w:color w:val="000000"/>
+          <w:sz w:val="24"/>
+        </w:rPr>
+        <w:t>3.  Copiar el archivo .env.example como .env y completar las variables obligatorias (base de datos, JWT y correo).</w:t>
+      </w:r>
+    </w:p>
+    <w:p>
+      <w:pPr>
+        <w:spacing w:before="0" w:after="0" w:line="480" w:lineRule="auto"/>
+        <w:ind w:hanging="360" w:left="720"/>
+        <w:jc w:val="left"/>
+      </w:pPr>
+      <w:r>
+        <w:rPr>
+          <w:rFonts w:ascii="Times New Roman" w:hAnsi="Times New Roman" w:cs="Times New Roman" w:eastAsia="Times New Roman"/>
+          <w:color w:val="000000"/>
+          <w:sz w:val="24"/>
+        </w:rPr>
+        <w:t>4.  Ejecutar docker compose up -d --build para levantar los cinco servicios.</w:t>
+      </w:r>
+    </w:p>
+    <w:p>
+      <w:pPr>
+        <w:spacing w:before="0" w:after="0" w:line="480" w:lineRule="auto"/>
+        <w:ind w:hanging="360" w:left="720"/>
+        <w:jc w:val="left"/>
+      </w:pPr>
+      <w:r>
+        <w:rPr>
+          <w:rFonts w:ascii="Times New Roman" w:hAnsi="Times New Roman" w:cs="Times New Roman" w:eastAsia="Times New Roman"/>
+          <w:color w:val="000000"/>
+          <w:sz w:val="24"/>
+        </w:rPr>
+        <w:t>5.  Verificar el estado del backend en http://localhost:3001/health y abrir el frontend en http://localhost:5173.</w:t>
+      </w:r>
+    </w:p>
+    <w:p>
+      <w:pPr>
+        <w:spacing w:before="0" w:after="0" w:line="480" w:lineRule="auto"/>
+        <w:ind w:hanging="360" w:left="720"/>
+        <w:jc w:val="left"/>
+      </w:pPr>
+      <w:r>
+        <w:rPr>
+          <w:rFonts w:ascii="Times New Roman" w:hAnsi="Times New Roman" w:cs="Times New Roman" w:eastAsia="Times New Roman"/>
+          <w:color w:val="000000"/>
+          <w:sz w:val="24"/>
+        </w:rPr>
+        <w:t>6.  Iniciar sesión con una credencial de prueba (sección 11).</w:t>
+      </w:r>
+    </w:p>
+    <w:p>
+      <w:pPr>
+        <w:pStyle w:val="Heading2"/>
+        <w:spacing w:before="0" w:after="0" w:line="480" w:lineRule="auto"/>
+        <w:ind w:firstLine="0" w:left="0"/>
+        <w:jc w:val="left"/>
+      </w:pPr>
+      <w:r>
+        <w:rPr>
+          <w:rFonts w:ascii="Times New Roman" w:hAnsi="Times New Roman" w:cs="Times New Roman" w:eastAsia="Times New Roman"/>
+          <w:b/>
+          <w:i w:val="0"/>
+          <w:color w:val="000000"/>
+          <w:sz w:val="24"/>
+        </w:rPr>
+        <w:t>16. Datos de contacto del desarrollador</w:t>
+      </w:r>
+    </w:p>
+    <w:p>
+      <w:pPr>
+        <w:spacing w:before="0" w:after="0" w:line="480" w:lineRule="auto"/>
+        <w:ind w:firstLine="720" w:left="0"/>
+        <w:jc w:val="left"/>
+      </w:pPr>
+      <w:r>
+        <w:rPr>
+          <w:rFonts w:ascii="Times New Roman" w:hAnsi="Times New Roman" w:cs="Times New Roman" w:eastAsia="Times New Roman"/>
+          <w:color w:val="000000"/>
+          <w:sz w:val="24"/>
+        </w:rPr>
+        <w:t>Ante dudas relacionadas con la instalación, la garantía o el registro del producto, comuníquese por los siguientes canales:</w:t>
+      </w:r>
+    </w:p>
+    <w:tbl>
+      <w:tblPr>
+        <w:tblW w:type="auto" w:w="0"/>
+        <w:tblLook w:firstColumn="1" w:firstRow="1" w:lastColumn="0" w:lastRow="0" w:noHBand="0" w:noVBand="1" w:val="04A0"/>
+        <w:tblBorders>
+          <w:top w:val="single" w:sz="8" w:space="0" w:color="000000"/>
+          <w:left w:val="none" w:sz="0" w:space="0" w:color="auto"/>
+          <w:bottom w:val="single" w:sz="8" w:space="0" w:color="000000"/>
+          <w:right w:val="none" w:sz="0" w:space="0" w:color="auto"/>
+          <w:insideH w:val="none" w:sz="0" w:space="0" w:color="auto"/>
+          <w:insideV w:val="none" w:sz="0" w:space="0" w:color="auto"/>
+        </w:tblBorders>
+      </w:tblPr>
+      <w:tblGrid>
+        <w:gridCol w:w="4680"/>
+        <w:gridCol w:w="4680"/>
+      </w:tblGrid>
+      <w:tr>
+        <w:tc>
+          <w:tcPr>
+            <w:tcW w:type="dxa" w:w="4680"/>
+            <w:tcBorders>
+              <w:bottom w:val="single" w:sz="8" w:space="0" w:color="000000"/>
+            </w:tcBorders>
+          </w:tcPr>
+          <w:p>
+            <w:pPr>
+              <w:spacing w:before="0" w:after="40" w:line="240" w:lineRule="auto"/>
+              <w:ind w:firstLine="0"/>
+              <w:jc w:val="left"/>
+            </w:pPr>
+            <w:r>
+              <w:rPr>
+                <w:rFonts w:ascii="Times New Roman" w:hAnsi="Times New Roman" w:cs="Times New Roman" w:eastAsia="Times New Roman"/>
+                <w:b/>
+                <w:color w:val="000000"/>
+                <w:sz w:val="20"/>
+              </w:rPr>
+            </w:r>
+            <w:r>
+              <w:rPr>
+                <w:rFonts w:ascii="Times New Roman" w:hAnsi="Times New Roman" w:cs="Times New Roman" w:eastAsia="Times New Roman"/>
+                <w:b/>
+                <w:color w:val="000000"/>
+                <w:sz w:val="20"/>
+              </w:rPr>
+              <w:t>Contacto</w:t>
+            </w:r>
+          </w:p>
+        </w:tc>
+        <w:tc>
+          <w:tcPr>
+            <w:tcW w:type="dxa" w:w="4680"/>
+            <w:tcBorders>
+              <w:bottom w:val="single" w:sz="8" w:space="0" w:color="000000"/>
+            </w:tcBorders>
+          </w:tcPr>
+          <w:p>
+            <w:pPr>
+              <w:spacing w:before="0" w:after="40" w:line="240" w:lineRule="auto"/>
+              <w:ind w:firstLine="0"/>
+              <w:jc w:val="left"/>
+            </w:pPr>
+            <w:r>
+              <w:rPr>
+                <w:rFonts w:ascii="Times New Roman" w:hAnsi="Times New Roman" w:cs="Times New Roman" w:eastAsia="Times New Roman"/>
+                <w:b/>
+                <w:color w:val="000000"/>
+                <w:sz w:val="20"/>
+              </w:rPr>
+            </w:r>
+            <w:r>
+              <w:rPr>
+                <w:rFonts w:ascii="Times New Roman" w:hAnsi="Times New Roman" w:cs="Times New Roman" w:eastAsia="Times New Roman"/>
+                <w:b/>
+                <w:color w:val="000000"/>
+                <w:sz w:val="20"/>
+              </w:rPr>
+              <w:t>Dato</w:t>
+            </w:r>
+          </w:p>
+        </w:tc>
+      </w:tr>
+      <w:tr>
+        <w:tc>
+          <w:tcPr>
+            <w:tcW w:type="dxa" w:w="4680"/>
+          </w:tcPr>
+          <w:p>
+            <w:pPr>
+              <w:spacing w:before="0" w:after="40" w:line="240" w:lineRule="auto"/>
+              <w:ind w:firstLine="0"/>
+              <w:jc w:val="left"/>
+            </w:pPr>
+            <w:r>
+              <w:rPr>
+                <w:rFonts w:ascii="Times New Roman" w:hAnsi="Times New Roman" w:cs="Times New Roman" w:eastAsia="Times New Roman"/>
+                <w:color w:val="000000"/>
+                <w:sz w:val="20"/>
+              </w:rPr>
+            </w:r>
+            <w:r>
+              <w:rPr>
+                <w:rFonts w:ascii="Times New Roman" w:hAnsi="Times New Roman" w:cs="Times New Roman" w:eastAsia="Times New Roman"/>
+                <w:b w:val="0"/>
+                <w:color w:val="000000"/>
+                <w:sz w:val="20"/>
+              </w:rPr>
+              <w:t>Fabricante</w:t>
+            </w:r>
+          </w:p>
+        </w:tc>
+        <w:tc>
+          <w:tcPr>
+            <w:tcW w:type="dxa" w:w="4680"/>
+          </w:tcPr>
+          <w:p>
+            <w:pPr>
+              <w:spacing w:before="0" w:after="40" w:line="240" w:lineRule="auto"/>
+              <w:ind w:firstLine="0"/>
+              <w:jc w:val="left"/>
+            </w:pPr>
+            <w:r>
+              <w:rPr>
+                <w:rFonts w:ascii="Times New Roman" w:hAnsi="Times New Roman" w:cs="Times New Roman" w:eastAsia="Times New Roman"/>
+                <w:color w:val="000000"/>
+                <w:sz w:val="20"/>
+              </w:rPr>
+            </w:r>
+            <w:r>
+              <w:rPr>
+                <w:rFonts w:ascii="Times New Roman" w:hAnsi="Times New Roman" w:cs="Times New Roman" w:eastAsia="Times New Roman"/>
+                <w:b w:val="0"/>
+                <w:color w:val="000000"/>
+                <w:sz w:val="20"/>
+              </w:rPr>
+              <w:t>MetaFit Inc. (equipo de desarrollo SENA, Ficha 3278645)</w:t>
+            </w:r>
+          </w:p>
+        </w:tc>
+      </w:tr>
+      <w:tr>
+        <w:tc>
+          <w:tcPr>
+            <w:tcW w:type="dxa" w:w="4680"/>
+          </w:tcPr>
+          <w:p>
+            <w:pPr>
+              <w:spacing w:before="0" w:after="40" w:line="240" w:lineRule="auto"/>
+              <w:ind w:firstLine="0"/>
+              <w:jc w:val="left"/>
+            </w:pPr>
+            <w:r>
+              <w:rPr>
+                <w:rFonts w:ascii="Times New Roman" w:hAnsi="Times New Roman" w:cs="Times New Roman" w:eastAsia="Times New Roman"/>
+                <w:color w:val="000000"/>
+                <w:sz w:val="20"/>
+              </w:rPr>
+            </w:r>
+            <w:r>
+              <w:rPr>
+                <w:rFonts w:ascii="Times New Roman" w:hAnsi="Times New Roman" w:cs="Times New Roman" w:eastAsia="Times New Roman"/>
+                <w:b w:val="0"/>
+                <w:color w:val="000000"/>
+                <w:sz w:val="20"/>
+              </w:rPr>
+              <w:t>Correo de soporte</w:t>
+            </w:r>
+          </w:p>
+        </w:tc>
+        <w:tc>
+          <w:tcPr>
+            <w:tcW w:type="dxa" w:w="4680"/>
+          </w:tcPr>
+          <w:p>
+            <w:pPr>
+              <w:spacing w:before="0" w:after="40" w:line="240" w:lineRule="auto"/>
+              <w:ind w:firstLine="0"/>
+              <w:jc w:val="left"/>
+            </w:pPr>
+            <w:r>
+              <w:rPr>
+                <w:rFonts w:ascii="Times New Roman" w:hAnsi="Times New Roman" w:cs="Times New Roman" w:eastAsia="Times New Roman"/>
+                <w:color w:val="000000"/>
+                <w:sz w:val="20"/>
+              </w:rPr>
+            </w:r>
+            <w:r>
+              <w:rPr>
+                <w:rFonts w:ascii="Times New Roman" w:hAnsi="Times New Roman" w:cs="Times New Roman" w:eastAsia="Times New Roman"/>
+                <w:b w:val="0"/>
+                <w:color w:val="000000"/>
+                <w:sz w:val="20"/>
+              </w:rPr>
+              <w:t>soporte@metafit.com</w:t>
+            </w:r>
+          </w:p>
+        </w:tc>
+      </w:tr>
+      <w:tr>
+        <w:tc>
+          <w:tcPr>
+            <w:tcW w:type="dxa" w:w="4680"/>
+          </w:tcPr>
+          <w:p>
+            <w:pPr>
+              <w:spacing w:before="0" w:after="40" w:line="240" w:lineRule="auto"/>
+              <w:ind w:firstLine="0"/>
+              <w:jc w:val="left"/>
+            </w:pPr>
+            <w:r>
+              <w:rPr>
+                <w:rFonts w:ascii="Times New Roman" w:hAnsi="Times New Roman" w:cs="Times New Roman" w:eastAsia="Times New Roman"/>
+                <w:color w:val="000000"/>
+                <w:sz w:val="20"/>
+              </w:rPr>
+            </w:r>
+            <w:r>
+              <w:rPr>
+                <w:rFonts w:ascii="Times New Roman" w:hAnsi="Times New Roman" w:cs="Times New Roman" w:eastAsia="Times New Roman"/>
+                <w:b w:val="0"/>
+                <w:color w:val="000000"/>
+                <w:sz w:val="20"/>
+              </w:rPr>
+              <w:t>Repositorio</w:t>
+            </w:r>
+          </w:p>
+        </w:tc>
+        <w:tc>
+          <w:tcPr>
+            <w:tcW w:type="dxa" w:w="4680"/>
+          </w:tcPr>
+          <w:p>
+            <w:pPr>
+              <w:spacing w:before="0" w:after="40" w:line="240" w:lineRule="auto"/>
+              <w:ind w:firstLine="0"/>
+              <w:jc w:val="left"/>
+            </w:pPr>
+            <w:r>
+              <w:rPr>
+                <w:rFonts w:ascii="Times New Roman" w:hAnsi="Times New Roman" w:cs="Times New Roman" w:eastAsia="Times New Roman"/>
+                <w:color w:val="000000"/>
+                <w:sz w:val="20"/>
+              </w:rPr>
+            </w:r>
+            <w:r>
+              <w:rPr>
+                <w:rFonts w:ascii="Times New Roman" w:hAnsi="Times New Roman" w:cs="Times New Roman" w:eastAsia="Times New Roman"/>
+                <w:b w:val="0"/>
+                <w:color w:val="000000"/>
+                <w:sz w:val="20"/>
+              </w:rPr>
+              <w:t>github.com/juanscarvajal04-droid/Equipo_Metafit</w:t>
+            </w:r>
+          </w:p>
+        </w:tc>
+      </w:tr>
+      <w:tr>
+        <w:tc>
+          <w:tcPr>
+            <w:tcW w:type="dxa" w:w="4680"/>
+          </w:tcPr>
+          <w:p>
+            <w:pPr>
+              <w:spacing w:before="0" w:after="40" w:line="240" w:lineRule="auto"/>
+              <w:ind w:firstLine="0"/>
+              <w:jc w:val="left"/>
+            </w:pPr>
+            <w:r>
+              <w:rPr>
+                <w:rFonts w:ascii="Times New Roman" w:hAnsi="Times New Roman" w:cs="Times New Roman" w:eastAsia="Times New Roman"/>
+                <w:color w:val="000000"/>
+                <w:sz w:val="20"/>
+              </w:rPr>
+            </w:r>
+            <w:r>
+              <w:rPr>
+                <w:rFonts w:ascii="Times New Roman" w:hAnsi="Times New Roman" w:cs="Times New Roman" w:eastAsia="Times New Roman"/>
+                <w:b w:val="0"/>
+                <w:color w:val="000000"/>
+                <w:sz w:val="20"/>
+              </w:rPr>
+              <w:t>Institución</w:t>
+            </w:r>
+          </w:p>
+        </w:tc>
+        <w:tc>
+          <w:tcPr>
+            <w:tcW w:type="dxa" w:w="4680"/>
+          </w:tcPr>
+          <w:p>
+            <w:pPr>
+              <w:spacing w:before="0" w:after="40" w:line="240" w:lineRule="auto"/>
+              <w:ind w:firstLine="0"/>
+              <w:jc w:val="left"/>
+            </w:pPr>
+            <w:r>
+              <w:rPr>
+                <w:rFonts w:ascii="Times New Roman" w:hAnsi="Times New Roman" w:cs="Times New Roman" w:eastAsia="Times New Roman"/>
+                <w:color w:val="000000"/>
+                <w:sz w:val="20"/>
+              </w:rPr>
+            </w:r>
+            <w:r>
+              <w:rPr>
+                <w:rFonts w:ascii="Times New Roman" w:hAnsi="Times New Roman" w:cs="Times New Roman" w:eastAsia="Times New Roman"/>
+                <w:b w:val="0"/>
+                <w:color w:val="000000"/>
+                <w:sz w:val="20"/>
+              </w:rPr>
+              <w:t>SENA — Ficha 3278645</w:t>
+            </w:r>
+          </w:p>
+        </w:tc>
+      </w:tr>
+      <w:tr>
+        <w:tc>
+          <w:tcPr>
+            <w:tcW w:type="dxa" w:w="4680"/>
+          </w:tcPr>
+          <w:p>
+            <w:pPr>
+              <w:spacing w:before="0" w:after="40" w:line="240" w:lineRule="auto"/>
+              <w:ind w:firstLine="0"/>
+              <w:jc w:val="left"/>
+            </w:pPr>
+            <w:r>
+              <w:rPr>
+                <w:rFonts w:ascii="Times New Roman" w:hAnsi="Times New Roman" w:cs="Times New Roman" w:eastAsia="Times New Roman"/>
+                <w:color w:val="000000"/>
+                <w:sz w:val="20"/>
+              </w:rPr>
+            </w:r>
+            <w:r>
+              <w:rPr>
+                <w:rFonts w:ascii="Times New Roman" w:hAnsi="Times New Roman" w:cs="Times New Roman" w:eastAsia="Times New Roman"/>
+                <w:b w:val="0"/>
+                <w:color w:val="000000"/>
+                <w:sz w:val="20"/>
+              </w:rPr>
+              <w:t>Instructor</w:t>
+            </w:r>
+          </w:p>
+        </w:tc>
+        <w:tc>
+          <w:tcPr>
+            <w:tcW w:type="dxa" w:w="4680"/>
+          </w:tcPr>
+          <w:p>
+            <w:pPr>
+              <w:spacing w:before="0" w:after="40" w:line="240" w:lineRule="auto"/>
+              <w:ind w:firstLine="0"/>
+              <w:jc w:val="left"/>
+            </w:pPr>
+            <w:r>
+              <w:rPr>
+                <w:rFonts w:ascii="Times New Roman" w:hAnsi="Times New Roman" w:cs="Times New Roman" w:eastAsia="Times New Roman"/>
+                <w:color w:val="000000"/>
+                <w:sz w:val="20"/>
+              </w:rPr>
+            </w:r>
+            <w:r>
+              <w:rPr>
+                <w:rFonts w:ascii="Times New Roman" w:hAnsi="Times New Roman" w:cs="Times New Roman" w:eastAsia="Times New Roman"/>
+                <w:b w:val="0"/>
+                <w:color w:val="000000"/>
+                <w:sz w:val="20"/>
+              </w:rPr>
+              <w:t>Javier Emilio Yara Amaya</w:t>
+            </w:r>
+          </w:p>
+        </w:tc>
+      </w:tr>
+      <w:tr>
+        <w:tc>
+          <w:tcPr>
+            <w:tcW w:type="dxa" w:w="4680"/>
+          </w:tcPr>
+          <w:p>
+            <w:pPr>
+              <w:spacing w:before="0" w:after="40" w:line="240" w:lineRule="auto"/>
+              <w:ind w:firstLine="0"/>
+              <w:jc w:val="left"/>
+            </w:pPr>
+            <w:r>
+              <w:rPr>
+                <w:rFonts w:ascii="Times New Roman" w:hAnsi="Times New Roman" w:cs="Times New Roman" w:eastAsia="Times New Roman"/>
+                <w:color w:val="000000"/>
+                <w:sz w:val="20"/>
+              </w:rPr>
+            </w:r>
+            <w:r>
+              <w:rPr>
+                <w:rFonts w:ascii="Times New Roman" w:hAnsi="Times New Roman" w:cs="Times New Roman" w:eastAsia="Times New Roman"/>
+                <w:b w:val="0"/>
+                <w:color w:val="000000"/>
+                <w:sz w:val="20"/>
+              </w:rPr>
+              <w:t>Ciudad</w:t>
+            </w:r>
+          </w:p>
+        </w:tc>
+        <w:tc>
+          <w:tcPr>
+            <w:tcW w:type="dxa" w:w="4680"/>
+          </w:tcPr>
+          <w:p>
+            <w:pPr>
+              <w:spacing w:before="0" w:after="40" w:line="240" w:lineRule="auto"/>
+              <w:ind w:firstLine="0"/>
+              <w:jc w:val="left"/>
+            </w:pPr>
+            <w:r>
+              <w:rPr>
+                <w:rFonts w:ascii="Times New Roman" w:hAnsi="Times New Roman" w:cs="Times New Roman" w:eastAsia="Times New Roman"/>
+                <w:color w:val="000000"/>
+                <w:sz w:val="20"/>
+              </w:rPr>
+            </w:r>
+            <w:r>
+              <w:rPr>
+                <w:rFonts w:ascii="Times New Roman" w:hAnsi="Times New Roman" w:cs="Times New Roman" w:eastAsia="Times New Roman"/>
+                <w:b w:val="0"/>
+                <w:color w:val="000000"/>
+                <w:sz w:val="20"/>
+              </w:rPr>
+              <w:t>Bogotá, Colombia</w:t>
+            </w:r>
+          </w:p>
+        </w:tc>
+      </w:tr>
+    </w:tbl>
+    <w:p>
+      <w:pPr>
+        <w:pStyle w:val="Heading2"/>
+        <w:spacing w:before="0" w:after="0" w:line="480" w:lineRule="auto"/>
+        <w:ind w:firstLine="0" w:left="0"/>
+        <w:jc w:val="left"/>
+      </w:pPr>
+      <w:r>
+        <w:rPr>
+          <w:rFonts w:ascii="Times New Roman" w:hAnsi="Times New Roman" w:cs="Times New Roman" w:eastAsia="Times New Roman"/>
+          <w:b/>
+          <w:i w:val="0"/>
+          <w:color w:val="000000"/>
+          <w:sz w:val="24"/>
+        </w:rPr>
+        <w:t>17. Exención de responsabilidad legal y avisos</w:t>
+      </w:r>
+    </w:p>
+    <w:p>
+      <w:pPr>
+        <w:spacing w:before="0" w:after="0" w:line="480" w:lineRule="auto"/>
+        <w:ind w:firstLine="720" w:left="0"/>
+        <w:jc w:val="left"/>
+      </w:pPr>
+      <w:r>
+        <w:rPr>
+          <w:rFonts w:ascii="Times New Roman" w:hAnsi="Times New Roman" w:cs="Times New Roman" w:eastAsia="Times New Roman"/>
+          <w:color w:val="000000"/>
+          <w:sz w:val="24"/>
+        </w:rPr>
+        <w:t>Exención de responsabilidad. El software MetaFit se entrega «tal cual», como entregable académico del SENA. El equipo desarrollador no se hace responsable por daños directos o indirectos derivados del uso indebido del sistema, de la pérdida de datos por malas configuraciones o de la exposición de credenciales por parte del usuario.</w:t>
+      </w:r>
+    </w:p>
+    <w:p>
+      <w:pPr>
+        <w:spacing w:before="0" w:after="0" w:line="480" w:lineRule="auto"/>
+        <w:ind w:firstLine="720" w:left="0"/>
+        <w:jc w:val="left"/>
+      </w:pPr>
+      <w:r>
+        <w:rPr>
+          <w:rFonts w:ascii="Times New Roman" w:hAnsi="Times New Roman" w:cs="Times New Roman" w:eastAsia="Times New Roman"/>
+          <w:color w:val="000000"/>
+          <w:sz w:val="24"/>
+        </w:rPr>
+        <w:t>Garantía y soporte. El acompañamiento y el soporte técnico se prestan durante el período definido en la ficha técnica: 30 de junio de 2027 (soporte previsto por 12 meses). Pasado dicho periodo, las actualizaciones quedan sujetas a un nuevo acuerdo.</w:t>
+      </w:r>
+    </w:p>
+    <w:p>
+      <w:pPr>
+        <w:spacing w:before="0" w:after="0" w:line="480" w:lineRule="auto"/>
+        <w:ind w:firstLine="720" w:left="0"/>
+        <w:jc w:val="left"/>
+      </w:pPr>
+      <w:r>
+        <w:rPr>
+          <w:rFonts w:ascii="Times New Roman" w:hAnsi="Times New Roman" w:cs="Times New Roman" w:eastAsia="Times New Roman"/>
+          <w:color w:val="000000"/>
+          <w:sz w:val="24"/>
+        </w:rPr>
+        <w:t>Advertencias de seguridad. No comparta las credenciales de administrador, cambie las contraseñas temporales en el primer inicio de sesión y no exponga el archivo .env en repositorios públicos.</w:t>
+      </w:r>
+    </w:p>
+    <w:p>
+      <w:pPr>
+        <w:spacing w:before="0" w:after="0" w:line="480" w:lineRule="auto"/>
+        <w:ind w:firstLine="720" w:left="0"/>
+        <w:jc w:val="left"/>
+      </w:pPr>
+      <w:r>
+        <w:rPr>
+          <w:rFonts w:ascii="Times New Roman" w:hAnsi="Times New Roman" w:cs="Times New Roman" w:eastAsia="Times New Roman"/>
+          <w:color w:val="000000"/>
+          <w:sz w:val="24"/>
+        </w:rPr>
+        <w:t>Avisos legales y marcas. Windows, MariaDB, MySQL, Node.js, React, Expo y las demás tecnologías mencionadas son marcas o productos de sus respectivos propietarios y se utilizan únicamente con fines académicos y de referencia.</w:t>
+      </w:r>
+    </w:p>
+    <w:p>
+      <w:pPr>
+        <w:spacing w:before="0" w:after="0" w:line="480" w:lineRule="auto"/>
+        <w:ind w:firstLine="720" w:left="0"/>
+        <w:jc w:val="left"/>
+      </w:pPr>
+      <w:r>
+        <w:rPr>
+          <w:rFonts w:ascii="Times New Roman" w:hAnsi="Times New Roman" w:cs="Times New Roman" w:eastAsia="Times New Roman"/>
+          <w:color w:val="000000"/>
+          <w:sz w:val="24"/>
+        </w:rPr>
+        <w:t>Licencia de uso. El presente material se distribuye con fines educativos dentro del proceso de formación del SENA.</w:t>
+      </w:r>
+    </w:p>
+    <w:p>
+      <w:pPr>
+        <w:spacing w:line="240" w:lineRule="auto"/>
+      </w:pPr>
+      <w:r>
+        <w:br w:type="page"/>
+      </w:r>
+    </w:p>
+    <w:p>
+      <w:pPr>
+        <w:pStyle w:val="Heading1"/>
+        <w:spacing w:before="0" w:after="0" w:line="480" w:lineRule="auto"/>
+        <w:ind w:firstLine="0" w:left="0"/>
+        <w:jc w:val="center"/>
+      </w:pPr>
+      <w:r>
+        <w:rPr>
+          <w:rFonts w:ascii="Times New Roman" w:hAnsi="Times New Roman" w:cs="Times New Roman" w:eastAsia="Times New Roman"/>
+          <w:b/>
+          <w:i w:val="0"/>
+          <w:color w:val="000000"/>
+          <w:sz w:val="24"/>
+        </w:rPr>
+        <w:t>Referencias</w:t>
+      </w:r>
+    </w:p>
+    <w:p>
+      <w:pPr>
+        <w:spacing w:before="0" w:after="0" w:line="480" w:lineRule="auto"/>
+        <w:ind w:hanging="720" w:left="720"/>
+        <w:jc w:val="left"/>
+      </w:pPr>
+      <w:r>
+        <w:rPr>
+          <w:rFonts w:ascii="Times New Roman" w:hAnsi="Times New Roman" w:cs="Times New Roman" w:eastAsia="Times New Roman"/>
+          <w:color w:val="000000"/>
+          <w:sz w:val="24"/>
+        </w:rPr>
+        <w:t>MetaFit Inc. (2026). Repositorio del proyecto MetaFit [Código fuente y documentación]. https://github.com/juanscarvajal04-droid/Equipo_Metafit</w:t>
+      </w:r>
+    </w:p>
+    <w:p>
+      <w:pPr>
+        <w:spacing w:before="0" w:after="0" w:line="480" w:lineRule="auto"/>
+        <w:ind w:hanging="720" w:left="720"/>
+        <w:jc w:val="left"/>
+      </w:pPr>
+      <w:r>
+        <w:rPr>
+          <w:rFonts w:ascii="Times New Roman" w:hAnsi="Times New Roman" w:cs="Times New Roman" w:eastAsia="Times New Roman"/>
+          <w:color w:val="000000"/>
+          <w:sz w:val="24"/>
+        </w:rPr>
+        <w:t>Microsoft. (2021). Requisitos del sistema de Windows 11. https://www.microsoft.com/windows/windows-11</w:t>
+      </w:r>
+    </w:p>
+    <w:p>
+      <w:pPr>
+        <w:spacing w:before="0" w:after="0" w:line="480" w:lineRule="auto"/>
+        <w:ind w:hanging="720" w:left="720"/>
+        <w:jc w:val="left"/>
+      </w:pPr>
+      <w:r>
+        <w:rPr>
+          <w:rFonts w:ascii="Times New Roman" w:hAnsi="Times New Roman" w:cs="Times New Roman" w:eastAsia="Times New Roman"/>
+          <w:color w:val="000000"/>
+          <w:sz w:val="24"/>
+        </w:rPr>
+        <w:t>Ministerio de Tecnologías de la Información y las Comunicaciones. (2018). Marco de referencia de arquitectura empresarial para la gestión de TI en el Estado colombiano. Gobierno de Colombia.</w:t>
+      </w:r>
+    </w:p>
+    <w:p>
+      <w:pPr>
+        <w:spacing w:before="0" w:after="0" w:line="480" w:lineRule="auto"/>
+        <w:ind w:hanging="720" w:left="720"/>
+        <w:jc w:val="left"/>
+      </w:pPr>
+      <w:r>
+        <w:rPr>
+          <w:rFonts w:ascii="Times New Roman" w:hAnsi="Times New Roman" w:cs="Times New Roman" w:eastAsia="Times New Roman"/>
+          <w:color w:val="000000"/>
+          <w:sz w:val="24"/>
+        </w:rPr>
+        <w:t>UGUR. (2009). Manuales de instalación de software [Material de formación]. Servicio Nacional de Aprendizaje.</w:t>
       </w:r>
     </w:p>
     <w:sectPr>
